--- a/server/src/assets/safety-alert-template.docx
+++ b/server/src/assets/safety-alert-template.docx
@@ -1015,16 +1015,16 @@
                                 <w:p>
                                   <w:pPr>
                                     <w:rPr>
-                                      <w:sz w:val="15"/>
-                                      <w:szCs w:val="15"/>
+                                      <w:sz w:val="13"/>
+                                      <w:szCs w:val="13"/>
                                     </w:rPr>
                                   </w:pPr>
                                   <w:r>
                                     <w:rPr>
                                       <w:rFonts w:ascii="Arial" w:hAnsi="Arial" w:cs="Arial"/>
                                       <w:color w:val="000000"/>
-                                      <w:sz w:val="15"/>
-                                      <w:szCs w:val="15"/>
+                                      <w:sz w:val="13"/>
+                                      <w:szCs w:val="13"/>
                                     </w:rPr>
                                     <w:t>T</w:t>
                                   </w:r>
@@ -1032,8 +1032,8 @@
                                     <w:rPr>
                                       <w:rFonts w:ascii="Arial" w:hAnsi="Arial" w:cs="Arial"/>
                                       <w:color w:val="000000"/>
-                                      <w:sz w:val="15"/>
-                                      <w:szCs w:val="15"/>
+                                      <w:sz w:val="13"/>
+                                      <w:szCs w:val="13"/>
                                     </w:rPr>
                                     <w:t>hank you</w:t>
                                   </w:r>
@@ -1041,8 +1041,8 @@
                                     <w:rPr>
                                       <w:rFonts w:ascii="Arial" w:hAnsi="Arial" w:cs="Arial"/>
                                       <w:color w:val="000000"/>
-                                      <w:sz w:val="15"/>
-                                      <w:szCs w:val="15"/>
+                                      <w:sz w:val="13"/>
+                                      <w:szCs w:val="13"/>
                                     </w:rPr>
                                     <w:t xml:space="preserve"> </w:t>
                                   </w:r>
@@ -1050,8 +1050,8 @@
                                     <w:rPr>
                                       <w:rFonts w:ascii="Arial" w:hAnsi="Arial" w:cs="Arial"/>
                                       <w:color w:val="000000"/>
-                                      <w:sz w:val="15"/>
-                                      <w:szCs w:val="15"/>
+                                      <w:sz w:val="13"/>
+                                      <w:szCs w:val="13"/>
                                     </w:rPr>
                                     <w:t>to</w:t>
                                   </w:r>
@@ -1060,8 +1060,8 @@
                                       <w:rStyle w:val="apple-converted-space"/>
                                       <w:rFonts w:ascii="Arial" w:eastAsiaTheme="majorEastAsia" w:hAnsi="Arial" w:cs="Arial"/>
                                       <w:color w:val="000000"/>
-                                      <w:sz w:val="15"/>
-                                      <w:szCs w:val="15"/>
+                                      <w:sz w:val="13"/>
+                                      <w:szCs w:val="13"/>
                                     </w:rPr>
                                     <w:t> </w:t>
                                   </w:r>
@@ -1070,8 +1070,8 @@
                                       <w:rStyle w:val="Strong"/>
                                       <w:rFonts w:ascii="Arial" w:eastAsiaTheme="majorEastAsia" w:hAnsi="Arial" w:cs="Arial"/>
                                       <w:color w:val="000000"/>
-                                      <w:sz w:val="15"/>
-                                      <w:szCs w:val="15"/>
+                                      <w:sz w:val="13"/>
+                                      <w:szCs w:val="13"/>
                                     </w:rPr>
                                     <w:t xml:space="preserve">[Name]</w:t>
                                   </w:r>
@@ -1080,8 +1080,8 @@
                                       <w:rStyle w:val="Strong"/>
                                       <w:rFonts w:ascii="Arial" w:eastAsiaTheme="majorEastAsia" w:hAnsi="Arial" w:cs="Arial"/>
                                       <w:color w:val="000000"/>
-                                      <w:sz w:val="15"/>
-                                      <w:szCs w:val="15"/>
+                                      <w:sz w:val="13"/>
+                                      <w:szCs w:val="13"/>
                                     </w:rPr>
                                     <w:t xml:space="preserve"> </w:t>
                                   </w:r>
@@ -1089,10 +1089,19 @@
                                     <w:rPr>
                                       <w:rFonts w:ascii="Arial" w:hAnsi="Arial" w:cs="Arial"/>
                                       <w:color w:val="000000"/>
-                                      <w:sz w:val="15"/>
-                                      <w:szCs w:val="15"/>
+                                      <w:sz w:val="13"/>
+                                      <w:szCs w:val="13"/>
                                     </w:rPr>
-                                    <w:t xml:space="preserve">for their contribution to keeping us safe. By reporting this issue, they helped us take action before it could turn into something more serious.</w:t>
+                                    <w:t xml:space="preserve">for bringing this issue to our attention. If you'd like more information or clarification on anything covered here, please get in touch with them directly.</w:t>
+                                  </w:r>
+                                  <w:r>
+                                    <w:rPr>
+                                      <w:rFonts w:ascii="Arial" w:hAnsi="Arial" w:cs="Arial"/>
+                                      <w:color w:val="000000"/>
+                                      <w:sz w:val="13"/>
+                                      <w:szCs w:val="13"/>
+                                    </w:rPr>
+                                    <w:t xml:space="preserve"> You can reach them at [Email].</w:t>
                                   </w:r>
                                 </w:p>
                               </w:txbxContent>

--- a/server/src/assets/safety-alert-template.docx
+++ b/server/src/assets/safety-alert-template.docx
@@ -973,256 +973,154 @@
                 <w:szCs w:val="18"/>
                 <w14:ligatures w14:val="standardContextual"/>
               </w:rPr>
-              <mc:AlternateContent>
-                <mc:Choice Requires="wps">
-                  <w:drawing>
-                    <wp:anchor distT="0" distB="0" distL="114300" distR="114300" simplePos="0" relativeHeight="251672574" behindDoc="0" locked="0" layoutInCell="1" allowOverlap="1" wp14:anchorId="209D3613" wp14:editId="3670EB40">
-                      <wp:simplePos x="0" y="0"/>
-                      <wp:positionH relativeFrom="column">
-                        <wp:posOffset>98425</wp:posOffset>
-                      </wp:positionH>
-                      <wp:positionV relativeFrom="paragraph">
-                        <wp:posOffset>5098415</wp:posOffset>
-                      </wp:positionV>
-                      <wp:extent cx="969010" cy="1444625"/>
-                      <wp:effectExtent l="0" t="0" r="8890" b="15875"/>
-                      <wp:wrapSquare wrapText="bothSides"/>
-                      <wp:docPr id="1061343002" name="Text Box 5"/>
-                      <wp:cNvGraphicFramePr/>
-                      <a:graphic xmlns:a="http://schemas.openxmlformats.org/drawingml/2006/main">
-                        <a:graphicData uri="http://schemas.microsoft.com/office/word/2010/wordprocessingShape">
-                          <wps:wsp>
-                            <wps:cNvSpPr txBox="1"/>
-                            <wps:spPr>
-                              <a:xfrm>
-                                <a:off x="0" y="0"/>
-                                <a:ext cx="969010" cy="1444625"/>
-                              </a:xfrm>
-                              <a:prstGeom prst="rect">
-                                <a:avLst/>
-                              </a:prstGeom>
-                              <a:solidFill>
-                                <a:schemeClr val="lt1"/>
-                              </a:solidFill>
-                              <a:ln w="6350">
-                                <a:solidFill>
-                                  <a:prstClr val="black"/>
-                                </a:solidFill>
-                              </a:ln>
-                            </wps:spPr>
-                            <wps:txbx>
-                              <w:txbxContent>
-                                <w:p>
-                                  <w:pPr>
-                                    <w:rPr>
-                                      <w:sz w:val="13"/>
-                                      <w:szCs w:val="13"/>
-                                    </w:rPr>
-                                  </w:pPr>
-                                  <w:r>
-                                    <w:rPr>
-                                      <w:rFonts w:ascii="Arial" w:hAnsi="Arial" w:cs="Arial"/>
-                                      <w:color w:val="000000"/>
-                                      <w:sz w:val="13"/>
-                                      <w:szCs w:val="13"/>
-                                    </w:rPr>
-                                    <w:t>T</w:t>
-                                  </w:r>
-                                  <w:r>
-                                    <w:rPr>
-                                      <w:rFonts w:ascii="Arial" w:hAnsi="Arial" w:cs="Arial"/>
-                                      <w:color w:val="000000"/>
-                                      <w:sz w:val="13"/>
-                                      <w:szCs w:val="13"/>
-                                    </w:rPr>
-                                    <w:t>hank you</w:t>
-                                  </w:r>
-                                  <w:r>
-                                    <w:rPr>
-                                      <w:rFonts w:ascii="Arial" w:hAnsi="Arial" w:cs="Arial"/>
-                                      <w:color w:val="000000"/>
-                                      <w:sz w:val="13"/>
-                                      <w:szCs w:val="13"/>
-                                    </w:rPr>
-                                    <w:t xml:space="preserve"> </w:t>
-                                  </w:r>
-                                  <w:r>
-                                    <w:rPr>
-                                      <w:rFonts w:ascii="Arial" w:hAnsi="Arial" w:cs="Arial"/>
-                                      <w:color w:val="000000"/>
-                                      <w:sz w:val="13"/>
-                                      <w:szCs w:val="13"/>
-                                    </w:rPr>
-                                    <w:t>to</w:t>
-                                  </w:r>
-                                  <w:r>
-                                    <w:rPr>
-                                      <w:rStyle w:val="apple-converted-space"/>
-                                      <w:rFonts w:ascii="Arial" w:eastAsiaTheme="majorEastAsia" w:hAnsi="Arial" w:cs="Arial"/>
-                                      <w:color w:val="000000"/>
-                                      <w:sz w:val="13"/>
-                                      <w:szCs w:val="13"/>
-                                    </w:rPr>
-                                    <w:t> </w:t>
-                                  </w:r>
-                                  <w:r>
-                                    <w:rPr>
-                                      <w:rStyle w:val="Strong"/>
-                                      <w:rFonts w:ascii="Arial" w:eastAsiaTheme="majorEastAsia" w:hAnsi="Arial" w:cs="Arial"/>
-                                      <w:color w:val="000000"/>
-                                      <w:sz w:val="13"/>
-                                      <w:szCs w:val="13"/>
-                                    </w:rPr>
-                                    <w:t xml:space="preserve">[Name]</w:t>
-                                  </w:r>
-                                  <w:r>
-                                    <w:rPr>
-                                      <w:rStyle w:val="Strong"/>
-                                      <w:rFonts w:ascii="Arial" w:eastAsiaTheme="majorEastAsia" w:hAnsi="Arial" w:cs="Arial"/>
-                                      <w:color w:val="000000"/>
-                                      <w:sz w:val="13"/>
-                                      <w:szCs w:val="13"/>
-                                    </w:rPr>
-                                    <w:t xml:space="preserve"> </w:t>
-                                  </w:r>
-                                  <w:r>
-                                    <w:rPr>
-                                      <w:rFonts w:ascii="Arial" w:hAnsi="Arial" w:cs="Arial"/>
-                                      <w:color w:val="000000"/>
-                                      <w:sz w:val="13"/>
-                                      <w:szCs w:val="13"/>
-                                    </w:rPr>
-                                    <w:t xml:space="preserve">for bringing this issue to our attention. If you'd like more information or clarification on anything covered here, please get in touch with them directly.</w:t>
-                                  </w:r>
-                                  <w:r>
-                                    <w:rPr>
-                                      <w:rFonts w:ascii="Arial" w:hAnsi="Arial" w:cs="Arial"/>
-                                      <w:color w:val="000000"/>
-                                      <w:sz w:val="13"/>
-                                      <w:szCs w:val="13"/>
-                                    </w:rPr>
-                                    <w:t xml:space="preserve"> You can reach them at [Email].</w:t>
-                                  </w:r>
-                                </w:p>
-                              </w:txbxContent>
-                            </wps:txbx>
-                            <wps:bodyPr rot="0" spcFirstLastPara="0" vertOverflow="overflow" horzOverflow="overflow" vert="horz" wrap="square" lIns="91440" tIns="45720" rIns="91440" bIns="45720" numCol="1" spcCol="0" rtlCol="0" fromWordArt="0" anchor="t" anchorCtr="0" forceAA="0" compatLnSpc="1">
-                              <a:prstTxWarp prst="textNoShape">
-                                <a:avLst/>
-                              </a:prstTxWarp>
-                              <a:noAutofit/>
-                            </wps:bodyPr>
-                          </wps:wsp>
-                        </a:graphicData>
-                      </a:graphic>
-                      <wp14:sizeRelH relativeFrom="page">
-                        <wp14:pctWidth>0</wp14:pctWidth>
-                      </wp14:sizeRelH>
-                      <wp14:sizeRelV relativeFrom="page">
-                        <wp14:pctHeight>0</wp14:pctHeight>
-                      </wp14:sizeRelV>
-                    </wp:anchor>
-                  </w:drawing>
-                </mc:Choice>
-                <mc:Fallback>
-                  <w:pict>
-                    <v:shapetype w14:anchorId="209D3613" id="_x0000_t202" coordsize="21600,21600" o:spt="202" path="m,l,21600r21600,l21600,xe">
-                      <v:stroke joinstyle="miter"/>
-                      <v:path gradientshapeok="t" o:connecttype="rect"/>
-                    </v:shapetype>
-                    <v:shape id="Text Box 5" o:spid="_x0000_s1026" type="#_x0000_t202" style="position:absolute;margin-left:7.75pt;margin-top:401.45pt;width:76.3pt;height:113.75pt;z-index:251672574;visibility:visible;mso-wrap-style:square;mso-width-percent:0;mso-height-percent:0;mso-wrap-distance-left:9pt;mso-wrap-distance-top:0;mso-wrap-distance-right:9pt;mso-wrap-distance-bottom:0;mso-position-horizontal:absolute;mso-position-horizontal-relative:text;mso-position-vertical:absolute;mso-position-vertical-relative:text;mso-width-percent:0;mso-height-percent:0;mso-width-relative:page;mso-height-relative:page;v-text-anchor:top" o:gfxdata="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" fillcolor="white [3201]" strokeweight=".5pt">
-                      <v:textbox>
-                        <w:txbxContent>
-                          <w:p>
-                            <w:pPr>
-                              <w:rPr>
-                                <w:sz w:val="15"/>
-                                <w:szCs w:val="15"/>
-                              </w:rPr>
-                            </w:pPr>
-                            <w:r>
-                              <w:rPr>
-                                <w:rFonts w:ascii="Arial" w:hAnsi="Arial" w:cs="Arial"/>
-                                <w:color w:val="000000"/>
-                                <w:sz w:val="15"/>
-                                <w:szCs w:val="15"/>
-                              </w:rPr>
-                              <w:t>T</w:t>
-                            </w:r>
-                            <w:r>
-                              <w:rPr>
-                                <w:rFonts w:ascii="Arial" w:hAnsi="Arial" w:cs="Arial"/>
-                                <w:color w:val="000000"/>
-                                <w:sz w:val="15"/>
-                                <w:szCs w:val="15"/>
-                              </w:rPr>
-                              <w:t>hank you</w:t>
-                            </w:r>
-                            <w:r>
-                              <w:rPr>
-                                <w:rFonts w:ascii="Arial" w:hAnsi="Arial" w:cs="Arial"/>
-                                <w:color w:val="000000"/>
-                                <w:sz w:val="15"/>
-                                <w:szCs w:val="15"/>
-                              </w:rPr>
-                              <w:t xml:space="preserve"> </w:t>
-                            </w:r>
-                            <w:r>
-                              <w:rPr>
-                                <w:rFonts w:ascii="Arial" w:hAnsi="Arial" w:cs="Arial"/>
-                                <w:color w:val="000000"/>
-                                <w:sz w:val="15"/>
-                                <w:szCs w:val="15"/>
-                              </w:rPr>
-                              <w:t>to</w:t>
-                            </w:r>
-                            <w:r>
-                              <w:rPr>
-                                <w:rStyle w:val="apple-converted-space"/>
-                                <w:rFonts w:ascii="Arial" w:eastAsiaTheme="majorEastAsia" w:hAnsi="Arial" w:cs="Arial"/>
-                                <w:color w:val="000000"/>
-                                <w:sz w:val="15"/>
-                                <w:szCs w:val="15"/>
-                              </w:rPr>
-                              <w:t> </w:t>
-                            </w:r>
-                            <w:r>
-                              <w:rPr>
-                                <w:rStyle w:val="Strong"/>
-                                <w:rFonts w:ascii="Arial" w:eastAsiaTheme="majorEastAsia" w:hAnsi="Arial" w:cs="Arial"/>
-                                <w:color w:val="000000"/>
-                                <w:sz w:val="15"/>
-                                <w:szCs w:val="15"/>
-                              </w:rPr>
-                              <w:t>Oliver Tyler</w:t>
-                            </w:r>
-                            <w:r>
-                              <w:rPr>
-                                <w:rStyle w:val="Strong"/>
-                                <w:rFonts w:ascii="Arial" w:eastAsiaTheme="majorEastAsia" w:hAnsi="Arial" w:cs="Arial"/>
-                                <w:color w:val="000000"/>
-                                <w:sz w:val="15"/>
-                                <w:szCs w:val="15"/>
-                              </w:rPr>
-                              <w:t xml:space="preserve"> </w:t>
-                            </w:r>
-                            <w:r>
-                              <w:rPr>
-                                <w:rFonts w:ascii="Arial" w:hAnsi="Arial" w:cs="Arial"/>
-                                <w:color w:val="000000"/>
-                                <w:sz w:val="15"/>
-                                <w:szCs w:val="15"/>
-                              </w:rPr>
-                              <w:t>for his contribution to keeping us safe. By reporting this issue, he helped us take action before it could turn into something more serious.</w:t>
-                            </w:r>
-                          </w:p>
-                        </w:txbxContent>
-                      </v:textbox>
-                      <w10:wrap type="square"/>
-                    </v:shape>
-                  </w:pict>
-                </mc:Fallback>
-              </mc:AlternateContent>
+              <w:drawing>
+                <wp:anchor distT="0" distB="0" distL="114300" distR="114300" simplePos="0" relativeHeight="251672574" behindDoc="0" locked="0" layoutInCell="1" allowOverlap="1" wp14:anchorId="209D3613" wp14:editId="3670EB40">
+                  <wp:simplePos x="0" y="0"/>
+                  <wp:positionH relativeFrom="column">
+                    <wp:posOffset>98425</wp:posOffset>
+                  </wp:positionH>
+                  <wp:positionV relativeFrom="paragraph">
+                    <wp:posOffset>5098415</wp:posOffset>
+                  </wp:positionV>
+                  <wp:extent cx="969010" cy="1444625"/>
+                  <wp:effectExtent l="0" t="0" r="8890" b="15875"/>
+                  <wp:wrapSquare wrapText="bothSides"/>
+                  <wp:docPr id="1061343002" name="Text Box 5"/>
+                  <wp:cNvGraphicFramePr/>
+                  <a:graphic xmlns:a="http://schemas.openxmlformats.org/drawingml/2006/main">
+                    <a:graphicData uri="http://schemas.microsoft.com/office/word/2010/wordprocessingShape">
+                      <wps:wsp>
+                        <wps:cNvSpPr txBox="1"/>
+                        <wps:spPr>
+                          <a:xfrm>
+                            <a:off x="0" y="0"/>
+                            <a:ext cx="969010" cy="1444625"/>
+                          </a:xfrm>
+                          <a:prstGeom prst="rect">
+                            <a:avLst/>
+                          </a:prstGeom>
+                          <a:solidFill>
+                            <a:schemeClr val="lt1"/>
+                          </a:solidFill>
+                          <a:ln w="6350">
+                            <a:solidFill>
+                              <a:prstClr val="black"/>
+                            </a:solidFill>
+                          </a:ln>
+                        </wps:spPr>
+                        <wps:txbx>
+                          <w:txbxContent>
+                            <w:p>
+                              <w:pPr>
+                                <w:rPr>
+                                  <w:sz w:val="13"/>
+                                  <w:szCs w:val="13"/>
+                                </w:rPr>
+                              </w:pPr>
+                              <w:r>
+                                <w:rPr>
+                                  <w:rFonts w:ascii="Arial" w:hAnsi="Arial" w:cs="Arial"/>
+                                  <w:color w:val="000000"/>
+                                  <w:sz w:val="13"/>
+                                  <w:szCs w:val="13"/>
+                                </w:rPr>
+                                <w:t>T</w:t>
+                              </w:r>
+                              <w:r>
+                                <w:rPr>
+                                  <w:rFonts w:ascii="Arial" w:hAnsi="Arial" w:cs="Arial"/>
+                                  <w:color w:val="000000"/>
+                                  <w:sz w:val="13"/>
+                                  <w:szCs w:val="13"/>
+                                </w:rPr>
+                                <w:t>hank you</w:t>
+                              </w:r>
+                              <w:r>
+                                <w:rPr>
+                                  <w:rFonts w:ascii="Arial" w:hAnsi="Arial" w:cs="Arial"/>
+                                  <w:color w:val="000000"/>
+                                  <w:sz w:val="13"/>
+                                  <w:szCs w:val="13"/>
+                                </w:rPr>
+                                <w:t xml:space="preserve"> </w:t>
+                              </w:r>
+                              <w:r>
+                                <w:rPr>
+                                  <w:rFonts w:ascii="Arial" w:hAnsi="Arial" w:cs="Arial"/>
+                                  <w:color w:val="000000"/>
+                                  <w:sz w:val="13"/>
+                                  <w:szCs w:val="13"/>
+                                </w:rPr>
+                                <w:t>to</w:t>
+                              </w:r>
+                              <w:r>
+                                <w:rPr>
+                                  <w:rStyle w:val="apple-converted-space"/>
+                                  <w:rFonts w:ascii="Arial" w:eastAsiaTheme="majorEastAsia" w:hAnsi="Arial" w:cs="Arial"/>
+                                  <w:color w:val="000000"/>
+                                  <w:sz w:val="13"/>
+                                  <w:szCs w:val="13"/>
+                                </w:rPr>
+                                <w:t> </w:t>
+                              </w:r>
+                              <w:r>
+                                <w:rPr>
+                                  <w:rStyle w:val="Strong"/>
+                                  <w:rFonts w:ascii="Arial" w:eastAsiaTheme="majorEastAsia" w:hAnsi="Arial" w:cs="Arial"/>
+                                  <w:color w:val="000000"/>
+                                  <w:sz w:val="13"/>
+                                  <w:szCs w:val="13"/>
+                                </w:rPr>
+                                <w:t xml:space="preserve">[Name]</w:t>
+                              </w:r>
+                              <w:r>
+                                <w:rPr>
+                                  <w:rStyle w:val="Strong"/>
+                                  <w:rFonts w:ascii="Arial" w:eastAsiaTheme="majorEastAsia" w:hAnsi="Arial" w:cs="Arial"/>
+                                  <w:color w:val="000000"/>
+                                  <w:sz w:val="13"/>
+                                  <w:szCs w:val="13"/>
+                                </w:rPr>
+                                <w:t xml:space="preserve"> </w:t>
+                              </w:r>
+                              <w:r>
+                                <w:rPr>
+                                  <w:rFonts w:ascii="Arial" w:hAnsi="Arial" w:cs="Arial"/>
+                                  <w:color w:val="000000"/>
+                                  <w:sz w:val="13"/>
+                                  <w:szCs w:val="13"/>
+                                </w:rPr>
+                                <w:t xml:space="preserve">for bringing this issue to our attention. If you'd like more information or clarification on anything covered here, please get in touch with them directly.</w:t>
+                              </w:r>
+                              <w:r>
+                                <w:rPr>
+                                  <w:rFonts w:ascii="Arial" w:hAnsi="Arial" w:cs="Arial"/>
+                                  <w:color w:val="000000"/>
+                                  <w:sz w:val="13"/>
+                                  <w:szCs w:val="13"/>
+                                </w:rPr>
+                                <w:t xml:space="preserve"> You can reach them at [Email].</w:t>
+                              </w:r>
+                            </w:p>
+                          </w:txbxContent>
+                        </wps:txbx>
+                        <wps:bodyPr rot="0" spcFirstLastPara="0" vertOverflow="overflow" horzOverflow="overflow" vert="horz" wrap="square" lIns="91440" tIns="45720" rIns="91440" bIns="45720" numCol="1" spcCol="0" rtlCol="0" fromWordArt="0" anchor="t" anchorCtr="0" forceAA="0" compatLnSpc="1">
+                          <a:prstTxWarp prst="textNoShape">
+                            <a:avLst/>
+                          </a:prstTxWarp>
+                          <a:noAutofit/>
+                        </wps:bodyPr>
+                      </wps:wsp>
+                    </a:graphicData>
+                  </a:graphic>
+                  <wp14:sizeRelH relativeFrom="page">
+                    <wp14:pctWidth>0</wp14:pctWidth>
+                  </wp14:sizeRelH>
+                  <wp14:sizeRelV relativeFrom="page">
+                    <wp14:pctHeight>0</wp14:pctHeight>
+                  </wp14:sizeRelV>
+                </wp:anchor>
+              </w:drawing>
             </w:r>
             <w:r>
               <w:rPr>

--- a/server/src/assets/safety-alert-template.docx
+++ b/server/src/assets/safety-alert-template.docx
@@ -1134,9 +1134,9 @@
                     <wp:posOffset>1068070</wp:posOffset>
                   </wp:positionH>
                   <wp:positionV relativeFrom="margin">
-                    <wp:posOffset>5111115</wp:posOffset>
+                    <wp:posOffset>5098415</wp:posOffset>
                   </wp:positionV>
-                  <wp:extent cx="1013460" cy="1431925"/>
+                  <wp:extent cx="1013460" cy="1444625"/>
                   <wp:effectExtent l="12700" t="12700" r="15240" b="15875"/>
                   <wp:wrapSquare wrapText="bothSides"/>
                   <wp:docPr id="1581491044" name="Picture 6"/>
@@ -1166,34 +1166,13 @@
                         <pic:spPr bwMode="auto">
                           <a:xfrm>
                             <a:off x="0" y="0"/>
-                            <a:ext cx="1013460" cy="1431925"/>
+                            <a:ext cx="1013460" cy="1444625"/>
                           </a:xfrm>
                           <a:prstGeom prst="rect">
                             <a:avLst/>
                           </a:prstGeom>
-                          <a:ln w="9525" cap="flat" cmpd="sng" algn="ctr">
-                            <a:solidFill>
-                              <a:prstClr val="black"/>
-                            </a:solidFill>
-                            <a:prstDash val="solid"/>
-                            <a:round/>
-                            <a:headEnd type="none" w="med" len="med"/>
-                            <a:tailEnd type="none" w="med" len="med"/>
-                            <a:extLst>
-                              <a:ext uri="{C807C97D-BFC1-408E-A445-0C87EB9F89A2}">
-                                <ask:lineSketchStyleProps xmlns:ask="http://schemas.microsoft.com/office/drawing/2018/sketchyshapes" sd="0">
-                                  <a:custGeom>
-                                    <a:avLst/>
-                                    <a:gdLst/>
-                                    <a:ahLst/>
-                                    <a:cxnLst/>
-                                    <a:rect l="0" t="0" r="0" b="0"/>
-                                    <a:pathLst/>
-                                  </a:custGeom>
-                                  <ask:type/>
-                                </ask:lineSketchStyleProps>
-                              </a:ext>
-                            </a:extLst>
+                          <a:ln>
+                            <a:noFill/>
                           </a:ln>
                           <a:extLst>
                             <a:ext uri="{53640926-AAD7-44D8-BBD7-CCE9431645EC}">

--- a/server/src/assets/safety-alert-template.docx
+++ b/server/src/assets/safety-alert-template.docx
@@ -904,7 +904,7 @@
                     <wp:posOffset>90170</wp:posOffset>
                   </wp:positionH>
                   <wp:positionV relativeFrom="margin">
-                    <wp:posOffset>1661160</wp:posOffset>
+                    <wp:posOffset>1693545</wp:posOffset>
                   </wp:positionV>
                   <wp:extent cx="2007870" cy="2106295"/>
                   <wp:effectExtent l="0" t="0" r="0" b="1905"/>
@@ -1201,10 +1201,10 @@
                 <wp:anchor distT="0" distB="0" distL="114300" distR="114300" simplePos="0" relativeHeight="251671549" behindDoc="0" locked="0" layoutInCell="1" allowOverlap="1" wp14:anchorId="1DD9392C" wp14:editId="615BEFD8">
                   <wp:simplePos x="0" y="0"/>
                   <wp:positionH relativeFrom="margin">
-                    <wp:posOffset>96193</wp:posOffset>
+                    <wp:posOffset>90170</wp:posOffset>
                   </wp:positionH>
                   <wp:positionV relativeFrom="margin">
-                    <wp:posOffset>3736258</wp:posOffset>
+                    <wp:posOffset>3799840</wp:posOffset>
                   </wp:positionV>
                   <wp:extent cx="1986280" cy="1369060"/>
                   <wp:effectExtent l="0" t="0" r="0" b="2540"/>

--- a/server/src/assets/safety-alert-template.docx
+++ b/server/src/assets/safety-alert-template.docx
@@ -1002,10 +1002,8 @@
                           <a:solidFill>
                             <a:schemeClr val="lt1"/>
                           </a:solidFill>
-                          <a:ln w="6350">
-                            <a:solidFill>
-                              <a:prstClr val="black"/>
-                            </a:solidFill>
+                          <a:ln>
+                            <a:noFill/>
                           </a:ln>
                         </wps:spPr>
                         <wps:txbx>
@@ -1099,7 +1097,17 @@
                                   <w:sz w:val="13"/>
                                   <w:szCs w:val="13"/>
                                 </w:rPr>
-                                <w:t xml:space="preserve"> You can reach them at [Email].</w:t>
+                                <w:t xml:space="preserve"> You can reach them at </w:t>
+                              </w:r>
+                              <w:r>
+                                <w:rPr>
+                                  <w:rStyle w:val="Strong"/>
+                                  <w:rFonts w:ascii="Arial" w:eastAsiaTheme="majorEastAsia" w:hAnsi="Arial" w:cs="Arial"/>
+                                  <w:color w:val="000000"/>
+                                  <w:sz w:val="13"/>
+                                  <w:szCs w:val="13"/>
+                                </w:rPr>
+                                <w:t xml:space="preserve">[Email].</w:t>
                               </w:r>
                             </w:p>
                           </w:txbxContent>
